--- a/10_anniversary/program_notes/节目导赏 _ 西厢记-传简.docx
+++ b/10_anniversary/program_notes/节目导赏 _ 西厢记-传简.docx
@@ -462,6 +462,39 @@
         <w:rPr>
           <w:rtl w:val="0"/>
         </w:rPr>
+      </w:r>
+    </w:p>
+    <w:p>
+      <w:pPr>
+        <w:rPr/>
+      </w:pPr>
+      <w:r>
+        <w:rPr>
+          <w:rtl w:val="0"/>
+        </w:rPr>
+        <w:t xml:space="preserve">七、主演介绍</w:t>
+      </w:r>
+    </w:p>
+    <w:p>
+      <w:pPr>
+        <w:rPr/>
+      </w:pPr>
+      <w:r>
+        <w:rPr>
+          <w:rtl w:val="0"/>
+        </w:rPr>
+        <w:t xml:space="preserve">孟伟 饰 张生 孟伟越剧艺术传习所创始人 </w:t>
+      </w:r>
+    </w:p>
+    <w:p>
+      <w:pPr>
+        <w:rPr/>
+      </w:pPr>
+      <w:r>
+        <w:rPr>
+          <w:rtl w:val="0"/>
+        </w:rPr>
+        <w:t xml:space="preserve">史冬梅 饰 红娘 京剧魁北克艺术中心核心成员</w:t>
       </w:r>
     </w:p>
     <w:sectPr>
@@ -838,346 +871,6 @@
       <w:szCs w:val="56"/>
     </w:rPr>
   </w:style>
-  <w:style w:type="paragraph" w:styleId="Heading7">
-    <w:name w:val="heading 7"/>
-    <w:basedOn w:val="Normal"/>
-    <w:next w:val="Normal"/>
-    <w:link w:val="Heading7Char"/>
-    <w:uiPriority w:val="9"/>
-    <w:semiHidden w:val="1"/>
-    <w:unhideWhenUsed w:val="1"/>
-    <w:qFormat w:val="1"/>
-    <w:rsid w:val="00DB3550"/>
-    <w:pPr>
-      <w:keepNext w:val="1"/>
-      <w:keepLines w:val="1"/>
-      <w:spacing w:after="0" w:before="40"/>
-      <w:outlineLvl w:val="6"/>
-    </w:pPr>
-    <w:rPr>
-      <w:rFonts w:cstheme="majorBidi" w:eastAsiaTheme="majorEastAsia"/>
-      <w:color w:val="595959" w:themeColor="text1" w:themeTint="0000A6"/>
-    </w:rPr>
-  </w:style>
-  <w:style w:type="paragraph" w:styleId="Heading8">
-    <w:name w:val="heading 8"/>
-    <w:basedOn w:val="Normal"/>
-    <w:next w:val="Normal"/>
-    <w:link w:val="Heading8Char"/>
-    <w:uiPriority w:val="9"/>
-    <w:semiHidden w:val="1"/>
-    <w:unhideWhenUsed w:val="1"/>
-    <w:qFormat w:val="1"/>
-    <w:rsid w:val="00DB3550"/>
-    <w:pPr>
-      <w:keepNext w:val="1"/>
-      <w:keepLines w:val="1"/>
-      <w:spacing w:after="0"/>
-      <w:outlineLvl w:val="7"/>
-    </w:pPr>
-    <w:rPr>
-      <w:rFonts w:cstheme="majorBidi" w:eastAsiaTheme="majorEastAsia"/>
-      <w:i w:val="1"/>
-      <w:iCs w:val="1"/>
-      <w:color w:val="272727" w:themeColor="text1" w:themeTint="0000D8"/>
-    </w:rPr>
-  </w:style>
-  <w:style w:type="paragraph" w:styleId="Heading9">
-    <w:name w:val="heading 9"/>
-    <w:basedOn w:val="Normal"/>
-    <w:next w:val="Normal"/>
-    <w:link w:val="Heading9Char"/>
-    <w:uiPriority w:val="9"/>
-    <w:semiHidden w:val="1"/>
-    <w:unhideWhenUsed w:val="1"/>
-    <w:qFormat w:val="1"/>
-    <w:rsid w:val="00DB3550"/>
-    <w:pPr>
-      <w:keepNext w:val="1"/>
-      <w:keepLines w:val="1"/>
-      <w:spacing w:after="0"/>
-      <w:outlineLvl w:val="8"/>
-    </w:pPr>
-    <w:rPr>
-      <w:rFonts w:cstheme="majorBidi" w:eastAsiaTheme="majorEastAsia"/>
-      <w:color w:val="272727" w:themeColor="text1" w:themeTint="0000D8"/>
-    </w:rPr>
-  </w:style>
-  <w:style w:type="character" w:styleId="DefaultParagraphFont" w:default="1">
-    <w:name w:val="Default Paragraph Font"/>
-    <w:uiPriority w:val="1"/>
-    <w:unhideWhenUsed w:val="1"/>
-  </w:style>
-  <w:style w:type="table" w:styleId="TableNormal" w:default="1">
-    <w:name w:val="Normal Table"/>
-    <w:uiPriority w:val="99"/>
-    <w:semiHidden w:val="1"/>
-    <w:unhideWhenUsed w:val="1"/>
-    <w:tblPr>
-      <w:tblInd w:w="0.0" w:type="dxa"/>
-      <w:tblCellMar>
-        <w:top w:w="0.0" w:type="dxa"/>
-        <w:left w:w="108.0" w:type="dxa"/>
-        <w:bottom w:w="0.0" w:type="dxa"/>
-        <w:right w:w="108.0" w:type="dxa"/>
-      </w:tblCellMar>
-    </w:tblPr>
-  </w:style>
-  <w:style w:type="numbering" w:styleId="NoList" w:default="1">
-    <w:name w:val="No List"/>
-    <w:uiPriority w:val="99"/>
-    <w:semiHidden w:val="1"/>
-    <w:unhideWhenUsed w:val="1"/>
-  </w:style>
-  <w:style w:type="character" w:styleId="Heading1Char" w:customStyle="1">
-    <w:name w:val="Heading 1 Char"/>
-    <w:basedOn w:val="DefaultParagraphFont"/>
-    <w:link w:val="Heading1"/>
-    <w:uiPriority w:val="9"/>
-    <w:rsid w:val="00DB3550"/>
-    <w:rPr>
-      <w:rFonts w:asciiTheme="majorHAnsi" w:cstheme="majorBidi" w:eastAsiaTheme="majorEastAsia" w:hAnsiTheme="majorHAnsi"/>
-      <w:color w:val="0f4761" w:themeColor="accent1" w:themeShade="0000BF"/>
-      <w:sz w:val="40"/>
-      <w:szCs w:val="40"/>
-    </w:rPr>
-  </w:style>
-  <w:style w:type="character" w:styleId="Heading2Char" w:customStyle="1">
-    <w:name w:val="Heading 2 Char"/>
-    <w:basedOn w:val="DefaultParagraphFont"/>
-    <w:link w:val="Heading2"/>
-    <w:uiPriority w:val="9"/>
-    <w:semiHidden w:val="1"/>
-    <w:rsid w:val="00DB3550"/>
-    <w:rPr>
-      <w:rFonts w:asciiTheme="majorHAnsi" w:cstheme="majorBidi" w:eastAsiaTheme="majorEastAsia" w:hAnsiTheme="majorHAnsi"/>
-      <w:color w:val="0f4761" w:themeColor="accent1" w:themeShade="0000BF"/>
-      <w:sz w:val="32"/>
-      <w:szCs w:val="32"/>
-    </w:rPr>
-  </w:style>
-  <w:style w:type="character" w:styleId="Heading3Char" w:customStyle="1">
-    <w:name w:val="Heading 3 Char"/>
-    <w:basedOn w:val="DefaultParagraphFont"/>
-    <w:link w:val="Heading3"/>
-    <w:uiPriority w:val="9"/>
-    <w:semiHidden w:val="1"/>
-    <w:rsid w:val="00DB3550"/>
-    <w:rPr>
-      <w:rFonts w:cstheme="majorBidi" w:eastAsiaTheme="majorEastAsia"/>
-      <w:color w:val="0f4761" w:themeColor="accent1" w:themeShade="0000BF"/>
-      <w:sz w:val="28"/>
-      <w:szCs w:val="28"/>
-    </w:rPr>
-  </w:style>
-  <w:style w:type="character" w:styleId="Heading4Char" w:customStyle="1">
-    <w:name w:val="Heading 4 Char"/>
-    <w:basedOn w:val="DefaultParagraphFont"/>
-    <w:link w:val="Heading4"/>
-    <w:uiPriority w:val="9"/>
-    <w:semiHidden w:val="1"/>
-    <w:rsid w:val="00DB3550"/>
-    <w:rPr>
-      <w:rFonts w:cstheme="majorBidi" w:eastAsiaTheme="majorEastAsia"/>
-      <w:i w:val="1"/>
-      <w:iCs w:val="1"/>
-      <w:color w:val="0f4761" w:themeColor="accent1" w:themeShade="0000BF"/>
-    </w:rPr>
-  </w:style>
-  <w:style w:type="character" w:styleId="Heading5Char" w:customStyle="1">
-    <w:name w:val="Heading 5 Char"/>
-    <w:basedOn w:val="DefaultParagraphFont"/>
-    <w:link w:val="Heading5"/>
-    <w:uiPriority w:val="9"/>
-    <w:semiHidden w:val="1"/>
-    <w:rsid w:val="00DB3550"/>
-    <w:rPr>
-      <w:rFonts w:cstheme="majorBidi" w:eastAsiaTheme="majorEastAsia"/>
-      <w:color w:val="0f4761" w:themeColor="accent1" w:themeShade="0000BF"/>
-    </w:rPr>
-  </w:style>
-  <w:style w:type="character" w:styleId="Heading6Char" w:customStyle="1">
-    <w:name w:val="Heading 6 Char"/>
-    <w:basedOn w:val="DefaultParagraphFont"/>
-    <w:link w:val="Heading6"/>
-    <w:uiPriority w:val="9"/>
-    <w:semiHidden w:val="1"/>
-    <w:rsid w:val="00DB3550"/>
-    <w:rPr>
-      <w:rFonts w:cstheme="majorBidi" w:eastAsiaTheme="majorEastAsia"/>
-      <w:i w:val="1"/>
-      <w:iCs w:val="1"/>
-      <w:color w:val="595959" w:themeColor="text1" w:themeTint="0000A6"/>
-    </w:rPr>
-  </w:style>
-  <w:style w:type="character" w:styleId="Heading7Char" w:customStyle="1">
-    <w:name w:val="Heading 7 Char"/>
-    <w:basedOn w:val="DefaultParagraphFont"/>
-    <w:link w:val="Heading7"/>
-    <w:uiPriority w:val="9"/>
-    <w:semiHidden w:val="1"/>
-    <w:rsid w:val="00DB3550"/>
-    <w:rPr>
-      <w:rFonts w:cstheme="majorBidi" w:eastAsiaTheme="majorEastAsia"/>
-      <w:color w:val="595959" w:themeColor="text1" w:themeTint="0000A6"/>
-    </w:rPr>
-  </w:style>
-  <w:style w:type="character" w:styleId="Heading8Char" w:customStyle="1">
-    <w:name w:val="Heading 8 Char"/>
-    <w:basedOn w:val="DefaultParagraphFont"/>
-    <w:link w:val="Heading8"/>
-    <w:uiPriority w:val="9"/>
-    <w:semiHidden w:val="1"/>
-    <w:rsid w:val="00DB3550"/>
-    <w:rPr>
-      <w:rFonts w:cstheme="majorBidi" w:eastAsiaTheme="majorEastAsia"/>
-      <w:i w:val="1"/>
-      <w:iCs w:val="1"/>
-      <w:color w:val="272727" w:themeColor="text1" w:themeTint="0000D8"/>
-    </w:rPr>
-  </w:style>
-  <w:style w:type="character" w:styleId="Heading9Char" w:customStyle="1">
-    <w:name w:val="Heading 9 Char"/>
-    <w:basedOn w:val="DefaultParagraphFont"/>
-    <w:link w:val="Heading9"/>
-    <w:uiPriority w:val="9"/>
-    <w:semiHidden w:val="1"/>
-    <w:rsid w:val="00DB3550"/>
-    <w:rPr>
-      <w:rFonts w:cstheme="majorBidi" w:eastAsiaTheme="majorEastAsia"/>
-      <w:color w:val="272727" w:themeColor="text1" w:themeTint="0000D8"/>
-    </w:rPr>
-  </w:style>
-  <w:style w:type="character" w:styleId="TitleChar" w:customStyle="1">
-    <w:name w:val="Title Char"/>
-    <w:basedOn w:val="DefaultParagraphFont"/>
-    <w:link w:val="Title"/>
-    <w:uiPriority w:val="10"/>
-    <w:rsid w:val="00DB3550"/>
-    <w:rPr>
-      <w:rFonts w:asciiTheme="majorHAnsi" w:cstheme="majorBidi" w:eastAsiaTheme="majorEastAsia" w:hAnsiTheme="majorHAnsi"/>
-      <w:spacing w:val="-10"/>
-      <w:kern w:val="28"/>
-      <w:sz w:val="56"/>
-      <w:szCs w:val="56"/>
-    </w:rPr>
-  </w:style>
-  <w:style w:type="character" w:styleId="SubtitleChar" w:customStyle="1">
-    <w:name w:val="Subtitle Char"/>
-    <w:basedOn w:val="DefaultParagraphFont"/>
-    <w:link w:val="Subtitle"/>
-    <w:uiPriority w:val="11"/>
-    <w:rsid w:val="00DB3550"/>
-    <w:rPr>
-      <w:rFonts w:cstheme="majorBidi" w:eastAsiaTheme="majorEastAsia"/>
-      <w:color w:val="595959" w:themeColor="text1" w:themeTint="0000A6"/>
-      <w:spacing w:val="15"/>
-      <w:sz w:val="28"/>
-      <w:szCs w:val="28"/>
-    </w:rPr>
-  </w:style>
-  <w:style w:type="paragraph" w:styleId="Quote">
-    <w:name w:val="Quote"/>
-    <w:basedOn w:val="Normal"/>
-    <w:next w:val="Normal"/>
-    <w:link w:val="QuoteChar"/>
-    <w:uiPriority w:val="29"/>
-    <w:qFormat w:val="1"/>
-    <w:rsid w:val="00DB3550"/>
-    <w:pPr>
-      <w:spacing w:before="160"/>
-      <w:jc w:val="center"/>
-    </w:pPr>
-    <w:rPr>
-      <w:i w:val="1"/>
-      <w:iCs w:val="1"/>
-      <w:color w:val="404040" w:themeColor="text1" w:themeTint="0000BF"/>
-    </w:rPr>
-  </w:style>
-  <w:style w:type="character" w:styleId="QuoteChar" w:customStyle="1">
-    <w:name w:val="Quote Char"/>
-    <w:basedOn w:val="DefaultParagraphFont"/>
-    <w:link w:val="Quote"/>
-    <w:uiPriority w:val="29"/>
-    <w:rsid w:val="00DB3550"/>
-    <w:rPr>
-      <w:i w:val="1"/>
-      <w:iCs w:val="1"/>
-      <w:color w:val="404040" w:themeColor="text1" w:themeTint="0000BF"/>
-    </w:rPr>
-  </w:style>
-  <w:style w:type="paragraph" w:styleId="ListParagraph">
-    <w:name w:val="List Paragraph"/>
-    <w:basedOn w:val="Normal"/>
-    <w:uiPriority w:val="34"/>
-    <w:qFormat w:val="1"/>
-    <w:rsid w:val="00DB3550"/>
-    <w:pPr>
-      <w:ind w:left="720"/>
-      <w:contextualSpacing w:val="1"/>
-    </w:pPr>
-  </w:style>
-  <w:style w:type="character" w:styleId="IntenseEmphasis">
-    <w:name w:val="Intense Emphasis"/>
-    <w:basedOn w:val="DefaultParagraphFont"/>
-    <w:uiPriority w:val="21"/>
-    <w:qFormat w:val="1"/>
-    <w:rsid w:val="00DB3550"/>
-    <w:rPr>
-      <w:i w:val="1"/>
-      <w:iCs w:val="1"/>
-      <w:color w:val="0f4761" w:themeColor="accent1" w:themeShade="0000BF"/>
-    </w:rPr>
-  </w:style>
-  <w:style w:type="paragraph" w:styleId="IntenseQuote">
-    <w:name w:val="Intense Quote"/>
-    <w:basedOn w:val="Normal"/>
-    <w:next w:val="Normal"/>
-    <w:link w:val="IntenseQuoteChar"/>
-    <w:uiPriority w:val="30"/>
-    <w:qFormat w:val="1"/>
-    <w:rsid w:val="00DB3550"/>
-    <w:pPr>
-      <w:pBdr>
-        <w:top w:color="0f4761" w:space="10" w:sz="4" w:themeColor="accent1" w:themeShade="0000BF" w:val="single"/>
-        <w:bottom w:color="0f4761" w:space="10" w:sz="4" w:themeColor="accent1" w:themeShade="0000BF" w:val="single"/>
-      </w:pBdr>
-      <w:spacing w:after="360" w:before="360"/>
-      <w:ind w:left="864" w:right="864"/>
-      <w:jc w:val="center"/>
-    </w:pPr>
-    <w:rPr>
-      <w:i w:val="1"/>
-      <w:iCs w:val="1"/>
-      <w:color w:val="0f4761" w:themeColor="accent1" w:themeShade="0000BF"/>
-    </w:rPr>
-  </w:style>
-  <w:style w:type="character" w:styleId="IntenseQuoteChar" w:customStyle="1">
-    <w:name w:val="Intense Quote Char"/>
-    <w:basedOn w:val="DefaultParagraphFont"/>
-    <w:link w:val="IntenseQuote"/>
-    <w:uiPriority w:val="30"/>
-    <w:rsid w:val="00DB3550"/>
-    <w:rPr>
-      <w:i w:val="1"/>
-      <w:iCs w:val="1"/>
-      <w:color w:val="0f4761" w:themeColor="accent1" w:themeShade="0000BF"/>
-    </w:rPr>
-  </w:style>
-  <w:style w:type="character" w:styleId="IntenseReference">
-    <w:name w:val="Intense Reference"/>
-    <w:basedOn w:val="DefaultParagraphFont"/>
-    <w:uiPriority w:val="32"/>
-    <w:qFormat w:val="1"/>
-    <w:rsid w:val="00DB3550"/>
-    <w:rPr>
-      <w:b w:val="1"/>
-      <w:bCs w:val="1"/>
-      <w:smallCaps w:val="1"/>
-      <w:color w:val="0f4761" w:themeColor="accent1" w:themeShade="0000BF"/>
-      <w:spacing w:val="5"/>
-    </w:rPr>
-  </w:style>
   <w:style w:type="paragraph" w:styleId="Subtitle">
     <w:name w:val="Subtitle"/>
     <w:basedOn w:val="Normal"/>
@@ -1203,44 +896,44 @@
         <a:sysClr val="window" lastClr="FFFFFF"/>
       </a:lt1>
       <a:dk2>
-        <a:srgbClr val="0E2841"/>
+        <a:srgbClr val="1F497D"/>
       </a:dk2>
       <a:lt2>
-        <a:srgbClr val="E8E8E8"/>
+        <a:srgbClr val="EEECE1"/>
       </a:lt2>
       <a:accent1>
-        <a:srgbClr val="156082"/>
+        <a:srgbClr val="4F81BD"/>
       </a:accent1>
       <a:accent2>
-        <a:srgbClr val="E97132"/>
+        <a:srgbClr val="C0504D"/>
       </a:accent2>
       <a:accent3>
-        <a:srgbClr val="196B24"/>
+        <a:srgbClr val="9BBB59"/>
       </a:accent3>
       <a:accent4>
-        <a:srgbClr val="0F9ED5"/>
+        <a:srgbClr val="8064A2"/>
       </a:accent4>
       <a:accent5>
-        <a:srgbClr val="A02B93"/>
+        <a:srgbClr val="4BACC6"/>
       </a:accent5>
       <a:accent6>
-        <a:srgbClr val="4EA72E"/>
+        <a:srgbClr val="F79646"/>
       </a:accent6>
       <a:hlink>
-        <a:srgbClr val="467886"/>
+        <a:srgbClr val="0000FF"/>
       </a:hlink>
       <a:folHlink>
-        <a:srgbClr val="96607D"/>
+        <a:srgbClr val="800080"/>
       </a:folHlink>
     </a:clrScheme>
     <a:fontScheme name="Office">
       <a:majorFont>
-        <a:latin typeface="Aptos Display" panose="02110004020202020204"/>
+        <a:latin typeface="Calibri"/>
         <a:ea typeface=""/>
         <a:cs typeface=""/>
-        <a:font script="Jpan" typeface="游ゴシック Light"/>
+        <a:font script="Jpan" typeface="ＭＳ ゴシック"/>
         <a:font script="Hang" typeface="맑은 고딕"/>
-        <a:font script="Hans" typeface="等线 Light"/>
+        <a:font script="Hans" typeface="宋体"/>
         <a:font script="Hant" typeface="新細明體"/>
         <a:font script="Arab" typeface="Times New Roman"/>
         <a:font script="Hebr" typeface="Times New Roman"/>
@@ -1268,31 +961,14 @@
         <a:font script="Viet" typeface="Times New Roman"/>
         <a:font script="Uigh" typeface="Microsoft Uighur"/>
         <a:font script="Geor" typeface="Sylfaen"/>
-        <a:font script="Armn" typeface="Arial"/>
-        <a:font script="Bugi" typeface="Leelawadee UI"/>
-        <a:font script="Bopo" typeface="Microsoft JhengHei"/>
-        <a:font script="Java" typeface="Javanese Text"/>
-        <a:font script="Lisu" typeface="Segoe UI"/>
-        <a:font script="Mymr" typeface="Myanmar Text"/>
-        <a:font script="Nkoo" typeface="Ebrima"/>
-        <a:font script="Olck" typeface="Nirmala UI"/>
-        <a:font script="Osma" typeface="Ebrima"/>
-        <a:font script="Phag" typeface="Phagspa"/>
-        <a:font script="Syrn" typeface="Estrangelo Edessa"/>
-        <a:font script="Syrj" typeface="Estrangelo Edessa"/>
-        <a:font script="Syre" typeface="Estrangelo Edessa"/>
-        <a:font script="Sora" typeface="Nirmala UI"/>
-        <a:font script="Tale" typeface="Microsoft Tai Le"/>
-        <a:font script="Talu" typeface="Microsoft New Tai Lue"/>
-        <a:font script="Tfng" typeface="Ebrima"/>
       </a:majorFont>
       <a:minorFont>
-        <a:latin typeface="Aptos" panose="02110004020202020204"/>
+        <a:latin typeface="Cambria"/>
         <a:ea typeface=""/>
         <a:cs typeface=""/>
-        <a:font script="Jpan" typeface="游明朝"/>
+        <a:font script="Jpan" typeface="ＭＳ 明朝"/>
         <a:font script="Hang" typeface="맑은 고딕"/>
-        <a:font script="Hans" typeface="等线"/>
+        <a:font script="Hans" typeface="宋体"/>
         <a:font script="Hant" typeface="新細明體"/>
         <a:font script="Arab" typeface="Arial"/>
         <a:font script="Hebr" typeface="Arial"/>
@@ -1320,23 +996,6 @@
         <a:font script="Viet" typeface="Arial"/>
         <a:font script="Uigh" typeface="Microsoft Uighur"/>
         <a:font script="Geor" typeface="Sylfaen"/>
-        <a:font script="Armn" typeface="Arial"/>
-        <a:font script="Bugi" typeface="Leelawadee UI"/>
-        <a:font script="Bopo" typeface="Microsoft JhengHei"/>
-        <a:font script="Java" typeface="Javanese Text"/>
-        <a:font script="Lisu" typeface="Segoe UI"/>
-        <a:font script="Mymr" typeface="Myanmar Text"/>
-        <a:font script="Nkoo" typeface="Ebrima"/>
-        <a:font script="Olck" typeface="Nirmala UI"/>
-        <a:font script="Osma" typeface="Ebrima"/>
-        <a:font script="Phag" typeface="Phagspa"/>
-        <a:font script="Syrn" typeface="Estrangelo Edessa"/>
-        <a:font script="Syrj" typeface="Estrangelo Edessa"/>
-        <a:font script="Syre" typeface="Estrangelo Edessa"/>
-        <a:font script="Sora" typeface="Nirmala UI"/>
-        <a:font script="Tale" typeface="Microsoft Tai Le"/>
-        <a:font script="Talu" typeface="Microsoft New Tai Lue"/>
-        <a:font script="Tfng" typeface="Ebrima"/>
       </a:minorFont>
     </a:fontScheme>
     <a:fmtScheme name="Office">
@@ -1348,148 +1007,207 @@
           <a:gsLst>
             <a:gs pos="0">
               <a:schemeClr val="phClr">
-                <a:lumMod val="110000"/>
-                <a:satMod val="105000"/>
-                <a:tint val="67000"/>
+                <a:tint val="50000"/>
+                <a:satMod val="300000"/>
               </a:schemeClr>
             </a:gs>
-            <a:gs pos="50000">
+            <a:gs pos="35000">
               <a:schemeClr val="phClr">
-                <a:lumMod val="105000"/>
-                <a:satMod val="103000"/>
-                <a:tint val="73000"/>
+                <a:tint val="37000"/>
+                <a:satMod val="300000"/>
               </a:schemeClr>
             </a:gs>
             <a:gs pos="100000">
               <a:schemeClr val="phClr">
-                <a:lumMod val="105000"/>
-                <a:satMod val="109000"/>
-                <a:tint val="81000"/>
+                <a:tint val="15000"/>
+                <a:satMod val="350000"/>
               </a:schemeClr>
             </a:gs>
           </a:gsLst>
-          <a:lin ang="5400000" scaled="0"/>
+          <a:lin ang="16200000" scaled="1"/>
         </a:gradFill>
         <a:gradFill rotWithShape="1">
           <a:gsLst>
             <a:gs pos="0">
               <a:schemeClr val="phClr">
-                <a:satMod val="103000"/>
-                <a:lumMod val="102000"/>
-                <a:tint val="94000"/>
-              </a:schemeClr>
-            </a:gs>
-            <a:gs pos="50000">
-              <a:schemeClr val="phClr">
-                <a:satMod val="110000"/>
-                <a:lumMod val="100000"/>
+                <a:tint val="100000"/>
                 <a:shade val="100000"/>
+                <a:satMod val="130000"/>
               </a:schemeClr>
             </a:gs>
             <a:gs pos="100000">
               <a:schemeClr val="phClr">
-                <a:lumMod val="99000"/>
-                <a:satMod val="120000"/>
-                <a:shade val="78000"/>
+                <a:tint val="50000"/>
+                <a:shade val="100000"/>
+                <a:satMod val="350000"/>
               </a:schemeClr>
             </a:gs>
           </a:gsLst>
-          <a:lin ang="5400000" scaled="0"/>
+          <a:lin ang="16200000" scaled="0"/>
         </a:gradFill>
       </a:fillStyleLst>
       <a:lnStyleLst>
-        <a:ln w="6350" cap="flat" cmpd="sng" algn="ctr">
+        <a:ln w="9525" cap="flat" cmpd="sng" algn="ctr">
+          <a:solidFill>
+            <a:schemeClr val="phClr">
+              <a:shade val="95000"/>
+              <a:satMod val="105000"/>
+            </a:schemeClr>
+          </a:solidFill>
+          <a:prstDash val="solid"/>
+        </a:ln>
+        <a:ln w="25400" cap="flat" cmpd="sng" algn="ctr">
           <a:solidFill>
             <a:schemeClr val="phClr"/>
           </a:solidFill>
           <a:prstDash val="solid"/>
-          <a:miter lim="800000"/>
         </a:ln>
-        <a:ln w="12700" cap="flat" cmpd="sng" algn="ctr">
+        <a:ln w="38100" cap="flat" cmpd="sng" algn="ctr">
           <a:solidFill>
             <a:schemeClr val="phClr"/>
           </a:solidFill>
           <a:prstDash val="solid"/>
-          <a:miter lim="800000"/>
-        </a:ln>
-        <a:ln w="19050" cap="flat" cmpd="sng" algn="ctr">
-          <a:solidFill>
-            <a:schemeClr val="phClr"/>
-          </a:solidFill>
-          <a:prstDash val="solid"/>
-          <a:miter lim="800000"/>
         </a:ln>
       </a:lnStyleLst>
       <a:effectStyleLst>
         <a:effectStyle>
-          <a:effectLst/>
-        </a:effectStyle>
-        <a:effectStyle>
-          <a:effectLst/>
+          <a:effectLst>
+            <a:outerShdw blurRad="40000" dist="20000" dir="5400000" rotWithShape="0">
+              <a:srgbClr val="000000">
+                <a:alpha val="38000"/>
+              </a:srgbClr>
+            </a:outerShdw>
+          </a:effectLst>
         </a:effectStyle>
         <a:effectStyle>
           <a:effectLst>
-            <a:outerShdw blurRad="57150" dist="19050" dir="5400000" algn="ctr" rotWithShape="0">
+            <a:outerShdw blurRad="40000" dist="23000" dir="5400000" rotWithShape="0">
               <a:srgbClr val="000000">
-                <a:alpha val="63000"/>
+                <a:alpha val="35000"/>
               </a:srgbClr>
             </a:outerShdw>
           </a:effectLst>
+        </a:effectStyle>
+        <a:effectStyle>
+          <a:effectLst>
+            <a:outerShdw blurRad="40000" dist="23000" dir="5400000" rotWithShape="0">
+              <a:srgbClr val="000000">
+                <a:alpha val="35000"/>
+              </a:srgbClr>
+            </a:outerShdw>
+          </a:effectLst>
+          <a:scene3d>
+            <a:camera prst="orthographicFront">
+              <a:rot lat="0" lon="0" rev="0"/>
+            </a:camera>
+            <a:lightRig rig="threePt" dir="t">
+              <a:rot lat="0" lon="0" rev="1200000"/>
+            </a:lightRig>
+          </a:scene3d>
+          <a:sp3d>
+            <a:bevelT w="63500" h="25400"/>
+          </a:sp3d>
         </a:effectStyle>
       </a:effectStyleLst>
       <a:bgFillStyleLst>
         <a:solidFill>
           <a:schemeClr val="phClr"/>
         </a:solidFill>
-        <a:solidFill>
-          <a:schemeClr val="phClr">
-            <a:tint val="95000"/>
-            <a:satMod val="170000"/>
-          </a:schemeClr>
-        </a:solidFill>
         <a:gradFill rotWithShape="1">
           <a:gsLst>
             <a:gs pos="0">
               <a:schemeClr val="phClr">
-                <a:tint val="93000"/>
-                <a:satMod val="150000"/>
-                <a:shade val="98000"/>
-                <a:lumMod val="102000"/>
+                <a:tint val="40000"/>
+                <a:satMod val="350000"/>
               </a:schemeClr>
             </a:gs>
-            <a:gs pos="50000">
+            <a:gs pos="40000">
               <a:schemeClr val="phClr">
-                <a:tint val="98000"/>
-                <a:satMod val="130000"/>
-                <a:shade val="90000"/>
-                <a:lumMod val="103000"/>
+                <a:tint val="45000"/>
+                <a:shade val="99000"/>
+                <a:satMod val="350000"/>
               </a:schemeClr>
             </a:gs>
             <a:gs pos="100000">
               <a:schemeClr val="phClr">
-                <a:shade val="63000"/>
-                <a:satMod val="120000"/>
+                <a:shade val="20000"/>
+                <a:satMod val="255000"/>
               </a:schemeClr>
             </a:gs>
           </a:gsLst>
-          <a:lin ang="5400000" scaled="0"/>
+          <a:path path="circle">
+            <a:fillToRect l="50000" t="-80000" r="50000" b="180000"/>
+          </a:path>
+        </a:gradFill>
+        <a:gradFill rotWithShape="1">
+          <a:gsLst>
+            <a:gs pos="0">
+              <a:schemeClr val="phClr">
+                <a:tint val="80000"/>
+                <a:satMod val="300000"/>
+              </a:schemeClr>
+            </a:gs>
+            <a:gs pos="100000">
+              <a:schemeClr val="phClr">
+                <a:shade val="30000"/>
+                <a:satMod val="200000"/>
+              </a:schemeClr>
+            </a:gs>
+          </a:gsLst>
+          <a:path path="circle">
+            <a:fillToRect l="50000" t="50000" r="50000" b="50000"/>
+          </a:path>
         </a:gradFill>
       </a:bgFillStyleLst>
     </a:fmtScheme>
   </a:themeElements>
-  <a:objectDefaults/>
+  <a:objectDefaults>
+    <a:spDef>
+      <a:spPr/>
+      <a:bodyPr/>
+      <a:lstStyle/>
+      <a:style>
+        <a:lnRef idx="1">
+          <a:schemeClr val="accent1"/>
+        </a:lnRef>
+        <a:fillRef idx="3">
+          <a:schemeClr val="accent1"/>
+        </a:fillRef>
+        <a:effectRef idx="2">
+          <a:schemeClr val="accent1"/>
+        </a:effectRef>
+        <a:fontRef idx="minor">
+          <a:schemeClr val="lt1"/>
+        </a:fontRef>
+      </a:style>
+    </a:spDef>
+    <a:lnDef>
+      <a:spPr/>
+      <a:bodyPr/>
+      <a:lstStyle/>
+      <a:style>
+        <a:lnRef idx="2">
+          <a:schemeClr val="accent1"/>
+        </a:lnRef>
+        <a:fillRef idx="0">
+          <a:schemeClr val="accent1"/>
+        </a:fillRef>
+        <a:effectRef idx="1">
+          <a:schemeClr val="accent1"/>
+        </a:effectRef>
+        <a:fontRef idx="minor">
+          <a:schemeClr val="tx1"/>
+        </a:fontRef>
+      </a:style>
+    </a:lnDef>
+  </a:objectDefaults>
   <a:extraClrSchemeLst/>
-  <a:extLst>
-    <a:ext uri="{05A4C25C-085E-4340-85A3-A5531E510DB2}">
-      <thm15:themeFamily xmlns:thm15="http://schemas.microsoft.com/office/thememl/2012/main" name="Office Theme" id="{2E142A2C-CD16-42D6-873A-C26D2A0506FA}" vid="{1BDDFF52-6CD6-40A5-AB3C-68EB2F1E4D0A}"/>
-    </a:ext>
-  </a:extLst>
 </a:theme>
 </file>
 
 <file path=customXML/item1.xml><?xml version="1.0" encoding="utf-8"?>
 <go:gDocsCustomXmlDataStorage xmlns:go="http://customooxmlschemas.google.com/" xmlns:r="http://schemas.openxmlformats.org/officeDocument/2006/relationships" uri="GoogleDocsCustomDataVersion2">
-  <go:docsCustomData xmlns:go="http://customooxmlschemas.google.com/" roundtripDataSignature="AMtx7mhOlqyvIqFoagqXLweIh0cwV5t9ZA==">CgMxLjA4AHIhMUNhR1QtWlluN0hURDNrRzdxcl8xV2s1a0ZFT1VxTmtH</go:docsCustomData>
+  <go:docsCustomData xmlns:go="http://customooxmlschemas.google.com/" roundtripDataSignature="AMtx7mi3xUJb/v61nF4uJbU0HVhAMZtDkQ==">CgMxLjA4AHIhMVU0d2g5MzNfNnBCSHlISDNGWFNHd2VMSS1TNzh0WGJw</go:docsCustomData>
 </go:gDocsCustomXmlDataStorage>
 </file>
 
